--- a/1_Spotify_Data_Governance/versions_docx_ppt/3_Plan_Mise_En_Oeuvre.docx
+++ b/1_Spotify_Data_Governance/versions_docx_ppt/3_Plan_Mise_En_Oeuvre.docx
@@ -360,7 +360,7 @@
           <w:sz w:val="22"/>
           <w:szCs w:val="22"/>
         </w:rPr>
-        <w:t xml:space="preserve">Cette logique s'appuie sur la matrice RACI de la politique : à chaque phase, un responsable unique répond du résultat. La coordination centrale, maintenue tout au long, préserve la source unique de vérité et évite que le modèle fédéré ne recrée des silos.</w:t>
+        <w:t xml:space="preserve">Cette logique s'appuie sur la matrice RACI de la politique : à chaque phase, une seule personne répond du résultat, le A de la matrice. La coordination centrale, maintenue tout au long, préserve la source unique de vérité et évite que le modèle fédéré ne recrée des silos.</w:t>
       </w:r>
     </w:p>
     <w:p>

--- a/1_Spotify_Data_Governance/versions_docx_ppt/3_Plan_Mise_En_Oeuvre.docx
+++ b/1_Spotify_Data_Governance/versions_docx_ppt/3_Plan_Mise_En_Oeuvre.docx
@@ -142,7 +142,7 @@
           <w:sz w:val="22"/>
           <w:szCs w:val="22"/>
         </w:rPr>
-        <w:t xml:space="preserve">Le cadre n'est pas déployé d'un seul bloc. Il est mis en œuvre par phases successives, chaque phase validant la précédente avant d'étendre le périmètre. Ce choix répond directement à deux constats de l'évaluation de maturité : une culture de la donnée encore inégale sur les principes de gouvernance, et une résistance au changement identifiée comme risque principal. Une adoption progressive, accompagnée de formation et de communication, désamorce cette résistance mieux qu'un basculement brutal. La conduite du changement n'est donc pas une étape finale, mais un fil continu du dispositif.</w:t>
+        <w:t xml:space="preserve">Le cadre n'est pas déployé d'un seul bloc. Il est mis en œuvre par phases successives, chaque phase validant la précédente avant d'étendre le périmètre. Ce choix répond directement à un constat de l'évaluation de maturité, une culture de la donnée encore inégale sur les principes de gouvernance, et à la résistance au changement, identifiée comme le risque principal du déploiement. Une adoption progressive, accompagnée de formation et de communication, désamorce cette résistance mieux qu'un basculement brutal. La conduite du changement n'est donc pas une étape finale, mais un fil continu du dispositif.</w:t>
       </w:r>
     </w:p>
     <w:p>
